--- a/Math/Gauss Function Spline Approximation.docx
+++ b/Math/Gauss Function Spline Approximation.docx
@@ -16498,7 +16498,6 @@
           <w:bCs/>
           <w:lang w:val="en-US"/>
         </w:rPr>
-        <w:lastRenderedPageBreak/>
         <w:t>Step 4</w:t>
       </w:r>
     </w:p>
@@ -16513,6 +16512,7 @@
         <w:rPr>
           <w:lang w:val="en-US"/>
         </w:rPr>
+        <w:lastRenderedPageBreak/>
         <w:tab/>
         <w:t>Max Abs:</w:t>
       </w:r>
@@ -16809,7 +16809,21 @@
           <w:rFonts w:eastAsiaTheme="minorEastAsia"/>
           <w:lang w:val="en-US"/>
         </w:rPr>
-        <w:t xml:space="preserve">Algorithm for calculating function integral (needed for averaging) will work in following way. We split each unit </w:t>
+        <w:t>Algorithm for calculating function integral (needed for averaging) will work in following way. We split each unit</w:t>
+      </w:r>
+      <w:r>
+        <w:rPr>
+          <w:rFonts w:eastAsiaTheme="minorEastAsia"/>
+          <w:lang w:val="en-US"/>
+        </w:rPr>
+        <w:t xml:space="preserve"> (segment of width 1)</w:t>
+      </w:r>
+      <w:r>
+        <w:rPr>
+          <w:rFonts w:eastAsiaTheme="minorEastAsia"/>
+          <w:lang w:val="en-US"/>
+        </w:rPr>
+        <w:t xml:space="preserve"> </w:t>
       </w:r>
       <w:r>
         <w:rPr>
@@ -16837,7 +16851,21 @@
           <w:rFonts w:eastAsiaTheme="minorEastAsia"/>
           <w:lang w:val="en-US"/>
         </w:rPr>
-        <w:t xml:space="preserve">pre-calculated area is stored. When you need to find area on some interval you sum up needed number of segment areas. </w:t>
+        <w:t xml:space="preserve">pre-calculated area is stored. When you need to find area on some interval you sum up </w:t>
+      </w:r>
+      <w:r>
+        <w:rPr>
+          <w:rFonts w:eastAsiaTheme="minorEastAsia"/>
+          <w:lang w:val="en-US"/>
+        </w:rPr>
+        <w:t>appropriate</w:t>
+      </w:r>
+      <w:r>
+        <w:rPr>
+          <w:rFonts w:eastAsiaTheme="minorEastAsia"/>
+          <w:lang w:val="en-US"/>
+        </w:rPr>
+        <w:t xml:space="preserve"> number of segment areas. </w:t>
       </w:r>
       <w:r>
         <w:rPr>
@@ -16943,7 +16971,21 @@
           <w:rFonts w:eastAsiaTheme="minorEastAsia"/>
           <w:lang w:val="en-US"/>
         </w:rPr>
-        <w:t>introduces errors) we</w:t>
+        <w:t xml:space="preserve">introduces </w:t>
+      </w:r>
+      <w:r>
+        <w:rPr>
+          <w:rFonts w:eastAsiaTheme="minorEastAsia"/>
+          <w:lang w:val="en-US"/>
+        </w:rPr>
+        <w:t xml:space="preserve">rounding </w:t>
+      </w:r>
+      <w:r>
+        <w:rPr>
+          <w:rFonts w:eastAsiaTheme="minorEastAsia"/>
+          <w:lang w:val="en-US"/>
+        </w:rPr>
+        <w:t>errors) we</w:t>
       </w:r>
       <w:r>
         <w:rPr>
@@ -17027,7 +17069,21 @@
           <w:rFonts w:eastAsiaTheme="minorEastAsia"/>
           <w:lang w:val="en-US"/>
         </w:rPr>
-        <w:t xml:space="preserve"> units. </w:t>
+        <w:t xml:space="preserve"> </w:t>
+      </w:r>
+      <w:r>
+        <w:rPr>
+          <w:rFonts w:eastAsiaTheme="minorEastAsia"/>
+          <w:lang w:val="en-US"/>
+        </w:rPr>
+        <w:t xml:space="preserve">whole </w:t>
+      </w:r>
+      <w:r>
+        <w:rPr>
+          <w:rFonts w:eastAsiaTheme="minorEastAsia"/>
+          <w:lang w:val="en-US"/>
+        </w:rPr>
+        <w:t xml:space="preserve">units. </w:t>
       </w:r>
       <w:r>
         <w:rPr>
@@ -18202,7 +18258,6 @@
           <w:rFonts w:eastAsiaTheme="minorEastAsia"/>
           <w:lang w:val="en-US"/>
         </w:rPr>
-        <w:lastRenderedPageBreak/>
         <w:t>Algorithm for calculating the are</w:t>
       </w:r>
       <w:r>
@@ -18246,7 +18301,22 @@
           <w:rFonts w:eastAsiaTheme="minorEastAsia"/>
           <w:lang w:val="en-US"/>
         </w:rPr>
-        <w:t>First stage searches for a segment of the largest scale that can fit into the interval. There might be one, or two such segments, but no more than two.</w:t>
+        <w:lastRenderedPageBreak/>
+        <w:t xml:space="preserve">First stage searches for a segment of the largest scale that can fit into the interval. There might be </w:t>
+      </w:r>
+      <w:r>
+        <w:rPr>
+          <w:rFonts w:eastAsiaTheme="minorEastAsia"/>
+          <w:lang w:val="en-US"/>
+        </w:rPr>
+        <w:t>one</w:t>
+      </w:r>
+      <w:r>
+        <w:rPr>
+          <w:rFonts w:eastAsiaTheme="minorEastAsia"/>
+          <w:lang w:val="en-US"/>
+        </w:rPr>
+        <w:t xml:space="preserve"> or two such segments, but no more than two.</w:t>
       </w:r>
       <w:r>
         <w:rPr>
@@ -18268,7 +18338,21 @@
           <w:rFonts w:eastAsiaTheme="minorEastAsia"/>
           <w:lang w:val="en-US"/>
         </w:rPr>
-        <w:t xml:space="preserve">Second stage continues on the scale that comes after the largest one. For each </w:t>
+        <w:t>Second stage continues on the</w:t>
+      </w:r>
+      <w:r>
+        <w:rPr>
+          <w:rFonts w:eastAsiaTheme="minorEastAsia"/>
+          <w:lang w:val="en-US"/>
+        </w:rPr>
+        <w:t xml:space="preserve"> next</w:t>
+      </w:r>
+      <w:r>
+        <w:rPr>
+          <w:rFonts w:eastAsiaTheme="minorEastAsia"/>
+          <w:lang w:val="en-US"/>
+        </w:rPr>
+        <w:t xml:space="preserve"> scale that comes after the largest one. For each </w:t>
       </w:r>
       <w:r>
         <w:rPr>
@@ -18369,7 +18453,21 @@
           <w:rFonts w:eastAsiaTheme="minorEastAsia"/>
           <w:lang w:val="en-US"/>
         </w:rPr>
-        <w:t>Since total area for this function (positive half) is around 1.25 we need only 1 bit to represent integer part of any sub-area.</w:t>
+        <w:t>Since total area for this function (positive half</w:t>
+      </w:r>
+      <w:r>
+        <w:rPr>
+          <w:rFonts w:eastAsiaTheme="minorEastAsia"/>
+          <w:lang w:val="en-US"/>
+        </w:rPr>
+        <w:t xml:space="preserve"> only</w:t>
+      </w:r>
+      <w:r>
+        <w:rPr>
+          <w:rFonts w:eastAsiaTheme="minorEastAsia"/>
+          <w:lang w:val="en-US"/>
+        </w:rPr>
+        <w:t>) is around 1.25 we need only 1 bit to represent integer part of any sub-area.</w:t>
       </w:r>
     </w:p>
     <w:p>
@@ -18835,7 +18933,6 @@
           <w:rFonts w:eastAsiaTheme="minorEastAsia"/>
           <w:lang w:val="en-US"/>
         </w:rPr>
-        <w:lastRenderedPageBreak/>
         <w:t>Approximation polynomial of 3</w:t>
       </w:r>
       <w:r>
@@ -19252,6 +19349,7 @@
           <w:rFonts w:eastAsiaTheme="minorEastAsia"/>
           <w:lang w:val="en-US"/>
         </w:rPr>
+        <w:lastRenderedPageBreak/>
         <w:t xml:space="preserve">Coefficients for this polynomial on interval </w:t>
       </w:r>
       <m:oMath>
@@ -20301,7 +20399,7 @@
           <w:rFonts w:eastAsiaTheme="minorEastAsia"/>
           <w:lang w:val="en-US"/>
         </w:rPr>
-        <w:t xml:space="preserve"> Indefinite integral is:</w:t>
+        <w:t>Indefinite integral is:</w:t>
       </w:r>
     </w:p>
     <w:p>
@@ -21998,7 +22096,7 @@
           <w:rFonts w:eastAsiaTheme="minorEastAsia"/>
           <w:lang w:val="en-US"/>
         </w:rPr>
-        <w:t>To avoid performing divisions that do not affect precision much</w:t>
+        <w:t>To avoid performing divisions</w:t>
       </w:r>
       <w:r>
         <w:rPr>
@@ -22638,7 +22736,6 @@
           <w:u w:val="single"/>
           <w:lang w:val="en-US"/>
         </w:rPr>
-        <w:lastRenderedPageBreak/>
         <w:t>Steps evaluation statistics</w:t>
       </w:r>
     </w:p>
@@ -22753,6 +22850,7 @@
         <w:rPr>
           <w:lang w:val="en-US"/>
         </w:rPr>
+        <w:lastRenderedPageBreak/>
         <w:tab/>
         <w:t>Max Abs:</w:t>
       </w:r>
@@ -23362,21 +23460,7 @@
               <w:rFonts w:ascii="Cambria Math" w:eastAsiaTheme="minorEastAsia" w:hAnsi="Cambria Math"/>
               <w:lang w:val="en-US"/>
             </w:rPr>
-            <m:t>=</m:t>
-          </m:r>
-          <m:r>
-            <w:rPr>
-              <w:rFonts w:ascii="Cambria Math" w:eastAsiaTheme="minorEastAsia" w:hAnsi="Cambria Math"/>
-              <w:lang w:val="en-US"/>
-            </w:rPr>
-            <m:t>2.50662827463100050241576528481</m:t>
-          </m:r>
-          <m:r>
-            <w:rPr>
-              <w:rFonts w:ascii="Cambria Math" w:eastAsiaTheme="minorEastAsia" w:hAnsi="Cambria Math"/>
-              <w:lang w:val="en-US"/>
-            </w:rPr>
-            <m:t>1</m:t>
+            <m:t>=2.506628274631000502415765284811</m:t>
           </m:r>
         </m:oMath>
       </m:oMathPara>
@@ -23478,21 +23562,7 @@
               <w:rFonts w:ascii="Cambria Math" w:eastAsiaTheme="minorEastAsia" w:hAnsi="Cambria Math"/>
               <w:lang w:val="en-US"/>
             </w:rPr>
-            <m:t>=</m:t>
-          </m:r>
-          <m:r>
-            <w:rPr>
-              <w:rFonts w:ascii="Cambria Math" w:eastAsiaTheme="minorEastAsia" w:hAnsi="Cambria Math"/>
-              <w:lang w:val="en-US"/>
-            </w:rPr>
-            <m:t>0.3989422804014326779399460599343</m:t>
-          </m:r>
-          <m:r>
-            <w:rPr>
-              <w:rFonts w:ascii="Cambria Math" w:eastAsiaTheme="minorEastAsia" w:hAnsi="Cambria Math"/>
-              <w:lang w:val="en-US"/>
-            </w:rPr>
-            <m:t>8</m:t>
+            <m:t>=0.39894228040143267793994605993438</m:t>
           </m:r>
         </m:oMath>
       </m:oMathPara>
@@ -23570,16 +23640,8 @@
           <m:r>
             <w:rPr>
               <w:rFonts w:ascii="Cambria Math" w:eastAsiaTheme="minorEastAsia" w:hAnsi="Cambria Math"/>
-              <w:lang w:val="en-IL"/>
             </w:rPr>
-            <m:t>735918614674730245</m:t>
-          </m:r>
-          <m:r>
-            <w:rPr>
-              <w:rFonts w:ascii="Cambria Math" w:eastAsiaTheme="minorEastAsia" w:hAnsi="Cambria Math"/>
-              <w:lang w:val="en-IL"/>
-            </w:rPr>
-            <m:t>2</m:t>
+            <m:t>7359186146747302452</m:t>
           </m:r>
         </m:oMath>
       </m:oMathPara>
@@ -23591,20 +23653,11 @@
           <w:lang w:val="en-US"/>
         </w:rPr>
       </w:pPr>
-    </w:p>
-    <w:p>
-      <w:pPr>
-        <w:rPr>
-          <w:rFonts w:eastAsiaTheme="minorEastAsia"/>
-          <w:lang w:val="en-US"/>
-        </w:rPr>
-      </w:pPr>
-      <w:r>
-        <w:rPr>
-          <w:rFonts w:eastAsiaTheme="minorEastAsia"/>
-          <w:lang w:val="en-US"/>
-        </w:rPr>
-        <w:lastRenderedPageBreak/>
+      <w:r>
+        <w:rPr>
+          <w:rFonts w:eastAsiaTheme="minorEastAsia"/>
+          <w:lang w:val="en-US"/>
+        </w:rPr>
         <w:t xml:space="preserve">Sigma values smaller than 1 will increase the value. Since we cannot return values larger or equal to 1.0 in </w:t>
       </w:r>
       <w:r>
@@ -23773,14 +23826,7 @@
               <w:rFonts w:ascii="Cambria Math" w:eastAsiaTheme="minorEastAsia" w:hAnsi="Cambria Math"/>
               <w:lang w:val="en-US"/>
             </w:rPr>
-            <m:t>=</m:t>
-          </m:r>
-          <m:r>
-            <w:rPr>
-              <w:rFonts w:ascii="Cambria Math" w:eastAsiaTheme="minorEastAsia" w:hAnsi="Cambria Math"/>
-              <w:lang w:val="en-US"/>
-            </w:rPr>
-            <m:t>0.39894228040143267793994605993438</m:t>
+            <m:t>=0.39894228040143267793994605993438</m:t>
           </m:r>
         </m:oMath>
       </m:oMathPara>
@@ -24678,7 +24724,7 @@
         <w:kern w:val="2"/>
         <w:sz w:val="24"/>
         <w:szCs w:val="24"/>
-        <w:lang w:val="en-IL" w:eastAsia="en-US" w:bidi="he-IL"/>
+        <w:lang w:eastAsia="en-US" w:bidi="he-IL"/>
         <w14:ligatures w14:val="standardContextual"/>
       </w:rPr>
     </w:rPrDefault>
@@ -25272,6 +25318,7 @@
   <w:style w:type="character" w:default="1" w:styleId="DefaultParagraphFont">
     <w:name w:val="Default Paragraph Font"/>
     <w:uiPriority w:val="1"/>
+    <w:semiHidden/>
     <w:unhideWhenUsed/>
   </w:style>
   <w:style w:type="table" w:default="1" w:styleId="TableNormal">
